--- a/references/resume-template.docx
+++ b/references/resume-template.docx
@@ -184,7 +184,7 @@
       <w:lvlText w:val="•"/>
       <w:lvlJc w:val="left"/>
       <w:pPr>
-        <w:ind w:left="216" w:hanging="216"/>
+        <w:ind w:left="215" w:hanging="215"/>
       </w:pPr>
     </w:lvl>
   </w:abstractNum>
@@ -320,7 +320,7 @@
     <w:qFormat/>
     <w:pPr>
       <w:spacing w:after="40" w:before="40" w:line="240"/>
-      <w:ind w:left="216" w:hanging="216"/>
+      <w:ind w:left="215" w:hanging="215"/>
     </w:pPr>
     <w:rPr>
       <w:rFonts w:ascii="Calibri" w:cs="Calibri" w:eastAsia="Calibri" w:hAnsi="Calibri"/>
@@ -473,7 +473,7 @@
         <w:numId w:val="2"/>
       </w:numPr>
       <w:spacing w:after="40" w:before="40" w:line="240"/>
-      <w:ind w:left="216" w:hanging="216"/>
+      <w:ind w:left="215" w:hanging="215"/>
     </w:pPr>
     <w:rPr>
       <w:rFonts w:ascii="Calibri" w:cs="Calibri" w:eastAsia="Calibri" w:hAnsi="Calibri"/>
@@ -507,7 +507,7 @@
         <w:numId w:val="2"/>
       </w:numPr>
       <w:spacing w:after="40" w:before="40"/>
-      <w:ind w:left="216" w:hanging="216"/>
+      <w:ind w:left="215" w:hanging="215"/>
     </w:pPr>
     <w:rPr>
       <w:rFonts w:ascii="Calibri" w:cs="Calibri" w:eastAsia="Calibri" w:hAnsi="Calibri"/>

--- a/references/resume-template.docx
+++ b/references/resume-template.docx
@@ -246,7 +246,7 @@
       <w:pBdr>
         <w:bottom w:val="single" w:color="1F3A5F" w:sz="4" w:space="1"/>
       </w:pBdr>
-      <w:spacing w:after="80" w:before="160"/>
+      <w:spacing w:after="180" w:before="160"/>
     </w:pPr>
     <w:rPr>
       <w:rFonts w:ascii="Calibri" w:cs="Calibri" w:eastAsia="Calibri" w:hAnsi="Calibri"/>
@@ -425,7 +425,7 @@
       <w:rFonts w:ascii="Calibri" w:cs="Calibri" w:eastAsia="Calibri" w:hAnsi="Calibri"/>
       <w:i/>
       <w:iCs/>
-      <w:color w:val="1F3A5F"/>
+      <w:color w:val="000000"/>
       <w:sz w:val="24"/>
       <w:szCs w:val="24"/>
     </w:rPr>
@@ -472,7 +472,7 @@
         <w:ilvl w:val="0"/>
         <w:numId w:val="2"/>
       </w:numPr>
-      <w:spacing w:after="40" w:before="40" w:line="240"/>
+      <w:spacing w:after="100" w:before="60" w:line="240"/>
       <w:ind w:left="215" w:hanging="215"/>
     </w:pPr>
     <w:rPr>
@@ -487,7 +487,7 @@
     <w:basedOn w:val="Normal"/>
     <w:next w:val="Normal"/>
     <w:pPr>
-      <w:spacing w:after="160" w:before="0"/>
+      <w:spacing w:after="200" w:before="0"/>
     </w:pPr>
     <w:rPr>
       <w:rFonts w:ascii="Calibri" w:cs="Calibri" w:eastAsia="Calibri" w:hAnsi="Calibri"/>
@@ -506,7 +506,7 @@
         <w:ilvl w:val="0"/>
         <w:numId w:val="2"/>
       </w:numPr>
-      <w:spacing w:after="40" w:before="40"/>
+      <w:spacing w:after="120" w:before="60"/>
       <w:ind w:left="215" w:hanging="215"/>
     </w:pPr>
     <w:rPr>
@@ -521,12 +521,47 @@
     <w:basedOn w:val="Normal"/>
     <w:next w:val="Normal"/>
     <w:pPr>
-      <w:spacing w:after="160" w:before="0"/>
+      <w:spacing w:after="200" w:before="0"/>
       <w:jc w:val="both"/>
     </w:pPr>
     <w:rPr>
       <w:rFonts w:ascii="Calibri" w:cs="Calibri" w:eastAsia="Calibri" w:hAnsi="Calibri"/>
       <w:color w:val="000000"/>
+      <w:sz w:val="22"/>
+      <w:szCs w:val="22"/>
+    </w:rPr>
+  </w:style>
+  <w:style w:type="paragraph" w:styleId="Compact">
+    <w:name w:val="Compact"/>
+    <w:basedOn w:val="Normal"/>
+    <w:next w:val="Normal"/>
+    <w:pPr>
+      <w:spacing w:after="80" w:before="40" w:line="276" w:lineRule="auto"/>
+    </w:pPr>
+    <w:rPr>
+      <w:rFonts w:ascii="Calibri" w:cs="Calibri" w:eastAsia="Calibri" w:hAnsi="Calibri"/>
+      <w:sz w:val="22"/>
+      <w:szCs w:val="22"/>
+    </w:rPr>
+  </w:style>
+  <w:style w:type="paragraph" w:styleId="FirstParagraph">
+    <w:name w:val="First Paragraph"/>
+    <w:basedOn w:val="Normal"/>
+    <w:next w:val="Normal"/>
+    <w:pPr>
+      <w:spacing w:after="120" w:before="0"/>
+    </w:pPr>
+  </w:style>
+  <w:style w:type="paragraph" w:styleId="BodyText">
+    <w:name w:val="Body Text"/>
+    <w:basedOn w:val="Normal"/>
+    <w:next w:val="Normal"/>
+    <w:pPr>
+      <w:spacing w:after="240" w:before="0" w:line="276" w:lineRule="auto"/>
+      <w:jc w:val="both"/>
+    </w:pPr>
+    <w:rPr>
+      <w:rFonts w:ascii="Calibri" w:cs="Calibri" w:eastAsia="Calibri" w:hAnsi="Calibri"/>
       <w:sz w:val="22"/>
       <w:szCs w:val="22"/>
     </w:rPr>

--- a/references/resume-template.docx
+++ b/references/resume-template.docx
@@ -246,7 +246,7 @@
       <w:pBdr>
         <w:bottom w:val="single" w:color="1F3A5F" w:sz="4" w:space="1"/>
       </w:pBdr>
-      <w:spacing w:after="180" w:before="160"/>
+      <w:spacing w:after="160" w:before="160"/>
     </w:pPr>
     <w:rPr>
       <w:rFonts w:ascii="Calibri" w:cs="Calibri" w:eastAsia="Calibri" w:hAnsi="Calibri"/>
@@ -487,7 +487,7 @@
     <w:basedOn w:val="Normal"/>
     <w:next w:val="Normal"/>
     <w:pPr>
-      <w:spacing w:after="200" w:before="0"/>
+      <w:spacing w:after="180" w:before="0"/>
     </w:pPr>
     <w:rPr>
       <w:rFonts w:ascii="Calibri" w:cs="Calibri" w:eastAsia="Calibri" w:hAnsi="Calibri"/>
@@ -521,12 +521,14 @@
     <w:basedOn w:val="Normal"/>
     <w:next w:val="Normal"/>
     <w:pPr>
-      <w:spacing w:after="200" w:before="0"/>
+      <w:pBdr>
+        <w:top w:val="single" w:sz="4" w:space="6" w:color="1F3A5F"/>
+      </w:pBdr>
+      <w:spacing w:after="160" w:before="160"/>
       <w:jc w:val="both"/>
     </w:pPr>
     <w:rPr>
       <w:rFonts w:ascii="Calibri" w:cs="Calibri" w:eastAsia="Calibri" w:hAnsi="Calibri"/>
-      <w:color w:val="000000"/>
       <w:sz w:val="22"/>
       <w:szCs w:val="22"/>
     </w:rPr>
@@ -536,7 +538,7 @@
     <w:basedOn w:val="Normal"/>
     <w:next w:val="Normal"/>
     <w:pPr>
-      <w:spacing w:after="80" w:before="40" w:line="276" w:lineRule="auto"/>
+      <w:spacing w:after="80" w:before="30" w:line="276" w:lineRule="auto"/>
     </w:pPr>
     <w:rPr>
       <w:rFonts w:ascii="Calibri" w:cs="Calibri" w:eastAsia="Calibri" w:hAnsi="Calibri"/>

--- a/references/resume-template.docx
+++ b/references/resume-template.docx
@@ -423,8 +423,6 @@
     </w:pPr>
     <w:rPr>
       <w:rFonts w:ascii="Calibri" w:cs="Calibri" w:eastAsia="Calibri" w:hAnsi="Calibri"/>
-      <w:i/>
-      <w:iCs/>
       <w:color w:val="000000"/>
       <w:sz w:val="24"/>
       <w:szCs w:val="24"/>

--- a/references/resume-template.docx
+++ b/references/resume-template.docx
@@ -423,7 +423,7 @@
     </w:pPr>
     <w:rPr>
       <w:rFonts w:ascii="Calibri" w:cs="Calibri" w:eastAsia="Calibri" w:hAnsi="Calibri"/>
-      <w:color w:val="000000"/>
+      <w:color w:val="1F3A5F"/>
       <w:sz w:val="24"/>
       <w:szCs w:val="24"/>
     </w:rPr>

--- a/references/resume-template.docx
+++ b/references/resume-template.docx
@@ -243,6 +243,8 @@
     <w:next w:val="Normal"/>
     <w:qFormat/>
     <w:pPr>
+      <w:keepNext/>
+      <w:keepLines/>
       <w:pBdr>
         <w:bottom w:val="single" w:color="1F3A5F" w:sz="4" w:space="1"/>
       </w:pBdr>
@@ -264,6 +266,8 @@
     <w:next w:val="Normal"/>
     <w:qFormat/>
     <w:pPr>
+      <w:keepNext/>
+      <w:keepLines/>
       <w:spacing w:after="40" w:before="120"/>
     </w:pPr>
     <w:rPr>
@@ -448,6 +452,7 @@
     <w:basedOn w:val="Normal"/>
     <w:next w:val="Normal"/>
     <w:pPr>
+      <w:keepNext/>
       <w:spacing w:after="80" w:before="0"/>
     </w:pPr>
     <w:rPr>

--- a/references/resume-template.docx
+++ b/references/resume-template.docx
@@ -229,6 +229,7 @@
       <w:jc w:val="center"/>
     </w:pPr>
     <w:rPr>
+      <w:caps/>
       <w:rFonts w:ascii="Calibri" w:cs="Calibri" w:eastAsia="Calibri" w:hAnsi="Calibri"/>
       <w:b/>
       <w:bCs/>

--- a/references/resume-template.docx
+++ b/references/resume-template.docx
@@ -225,7 +225,7 @@
     <w:next w:val="Normal"/>
     <w:qFormat/>
     <w:pPr>
-      <w:spacing w:after="120"/>
+      <w:spacing w:after="80"/>
       <w:jc w:val="center"/>
     </w:pPr>
     <w:rPr>
@@ -428,7 +428,7 @@
     </w:pPr>
     <w:rPr>
       <w:rFonts w:ascii="Calibri" w:cs="Calibri" w:eastAsia="Calibri" w:hAnsi="Calibri"/>
-      <w:color w:val="1F3A5F"/>
+      <w:color w:val="153D63"/>
       <w:sz w:val="24"/>
       <w:szCs w:val="24"/>
     </w:rPr>

--- a/references/resume-template.docx
+++ b/references/resume-template.docx
@@ -225,10 +225,11 @@
     <w:next w:val="Normal"/>
     <w:qFormat/>
     <w:pPr>
-      <w:spacing w:after="120"/>
+      <w:spacing w:after="80"/>
       <w:jc w:val="center"/>
     </w:pPr>
     <w:rPr>
+      <w:caps/>
       <w:rFonts w:ascii="Calibri" w:cs="Calibri" w:eastAsia="Calibri" w:hAnsi="Calibri"/>
       <w:b/>
       <w:bCs/>
@@ -243,10 +244,12 @@
     <w:next w:val="Normal"/>
     <w:qFormat/>
     <w:pPr>
+      <w:keepNext/>
+      <w:keepLines/>
       <w:pBdr>
         <w:bottom w:val="single" w:color="1F3A5F" w:sz="4" w:space="1"/>
       </w:pBdr>
-      <w:spacing w:after="80" w:before="160"/>
+      <w:spacing w:after="160" w:before="160"/>
     </w:pPr>
     <w:rPr>
       <w:rFonts w:ascii="Calibri" w:cs="Calibri" w:eastAsia="Calibri" w:hAnsi="Calibri"/>
@@ -264,6 +267,8 @@
     <w:next w:val="Normal"/>
     <w:qFormat/>
     <w:pPr>
+      <w:keepNext/>
+      <w:keepLines/>
       <w:spacing w:after="40" w:before="120"/>
     </w:pPr>
     <w:rPr>
@@ -423,9 +428,7 @@
     </w:pPr>
     <w:rPr>
       <w:rFonts w:ascii="Calibri" w:cs="Calibri" w:eastAsia="Calibri" w:hAnsi="Calibri"/>
-      <w:i/>
-      <w:iCs/>
-      <w:color w:val="1F3A5F"/>
+      <w:color w:val="153D63"/>
       <w:sz w:val="24"/>
       <w:szCs w:val="24"/>
     </w:rPr>
@@ -450,6 +453,7 @@
     <w:basedOn w:val="Normal"/>
     <w:next w:val="Normal"/>
     <w:pPr>
+      <w:keepNext/>
       <w:spacing w:after="80" w:before="0"/>
     </w:pPr>
     <w:rPr>
@@ -472,7 +476,7 @@
         <w:ilvl w:val="0"/>
         <w:numId w:val="2"/>
       </w:numPr>
-      <w:spacing w:after="40" w:before="40" w:line="240"/>
+      <w:spacing w:after="100" w:before="60" w:line="240"/>
       <w:ind w:left="215" w:hanging="215"/>
     </w:pPr>
     <w:rPr>
@@ -487,7 +491,7 @@
     <w:basedOn w:val="Normal"/>
     <w:next w:val="Normal"/>
     <w:pPr>
-      <w:spacing w:after="160" w:before="0"/>
+      <w:spacing w:after="180" w:before="0"/>
     </w:pPr>
     <w:rPr>
       <w:rFonts w:ascii="Calibri" w:cs="Calibri" w:eastAsia="Calibri" w:hAnsi="Calibri"/>
@@ -506,7 +510,7 @@
         <w:ilvl w:val="0"/>
         <w:numId w:val="2"/>
       </w:numPr>
-      <w:spacing w:after="40" w:before="40"/>
+      <w:spacing w:after="120" w:before="60"/>
       <w:ind w:left="215" w:hanging="215"/>
     </w:pPr>
     <w:rPr>
@@ -521,12 +525,49 @@
     <w:basedOn w:val="Normal"/>
     <w:next w:val="Normal"/>
     <w:pPr>
-      <w:spacing w:after="160" w:before="0"/>
+      <w:pBdr>
+        <w:top w:val="single" w:sz="4" w:space="6" w:color="1F3A5F"/>
+      </w:pBdr>
+      <w:spacing w:after="160" w:before="160"/>
       <w:jc w:val="both"/>
     </w:pPr>
     <w:rPr>
       <w:rFonts w:ascii="Calibri" w:cs="Calibri" w:eastAsia="Calibri" w:hAnsi="Calibri"/>
-      <w:color w:val="000000"/>
+      <w:sz w:val="22"/>
+      <w:szCs w:val="22"/>
+    </w:rPr>
+  </w:style>
+  <w:style w:type="paragraph" w:styleId="Compact">
+    <w:name w:val="Compact"/>
+    <w:basedOn w:val="Normal"/>
+    <w:next w:val="Normal"/>
+    <w:pPr>
+      <w:spacing w:after="80" w:before="30" w:line="276" w:lineRule="auto"/>
+    </w:pPr>
+    <w:rPr>
+      <w:rFonts w:ascii="Calibri" w:cs="Calibri" w:eastAsia="Calibri" w:hAnsi="Calibri"/>
+      <w:sz w:val="22"/>
+      <w:szCs w:val="22"/>
+    </w:rPr>
+  </w:style>
+  <w:style w:type="paragraph" w:styleId="FirstParagraph">
+    <w:name w:val="First Paragraph"/>
+    <w:basedOn w:val="Normal"/>
+    <w:next w:val="Normal"/>
+    <w:pPr>
+      <w:spacing w:after="120" w:before="0"/>
+    </w:pPr>
+  </w:style>
+  <w:style w:type="paragraph" w:styleId="BodyText">
+    <w:name w:val="Body Text"/>
+    <w:basedOn w:val="Normal"/>
+    <w:next w:val="Normal"/>
+    <w:pPr>
+      <w:spacing w:after="240" w:before="0" w:line="276" w:lineRule="auto"/>
+      <w:jc w:val="both"/>
+    </w:pPr>
+    <w:rPr>
+      <w:rFonts w:ascii="Calibri" w:cs="Calibri" w:eastAsia="Calibri" w:hAnsi="Calibri"/>
       <w:sz w:val="22"/>
       <w:szCs w:val="22"/>
     </w:rPr>

--- a/references/resume-template.docx
+++ b/references/resume-template.docx
@@ -3,7 +3,7 @@
 <w:document xmlns:wpc="http://schemas.microsoft.com/office/word/2010/wordprocessingCanvas" xmlns:mc="http://schemas.openxmlformats.org/markup-compatibility/2006" xmlns:o="urn:schemas-microsoft-com:office:office" xmlns:r="http://schemas.openxmlformats.org/officeDocument/2006/relationships" xmlns:m="http://schemas.openxmlformats.org/officeDocument/2006/math" xmlns:v="urn:schemas-microsoft-com:vml" xmlns:wp14="http://schemas.microsoft.com/office/word/2010/wordprocessingDrawing" xmlns:wp="http://schemas.openxmlformats.org/drawingml/2006/wordprocessingDrawing" xmlns:w10="urn:schemas-microsoft-com:office:word" xmlns:w="http://schemas.openxmlformats.org/wordprocessingml/2006/main" xmlns:w14="http://schemas.microsoft.com/office/word/2010/wordml" xmlns:w15="http://schemas.microsoft.com/office/word/2012/wordml" xmlns:wpg="http://schemas.microsoft.com/office/word/2010/wordprocessingGroup" xmlns:wpi="http://schemas.microsoft.com/office/word/2010/wordprocessingInk" xmlns:wne="http://schemas.microsoft.com/office/word/2006/wordml" xmlns:wps="http://schemas.microsoft.com/office/word/2010/wordprocessingShape" xmlns:cx="http://schemas.microsoft.com/office/drawing/2014/chartex" xmlns:cx1="http://schemas.microsoft.com/office/drawing/2015/9/8/chartex" xmlns:cx2="http://schemas.microsoft.com/office/drawing/2015/10/21/chartex" xmlns:cx3="http://schemas.microsoft.com/office/drawing/2016/5/9/chartex" xmlns:cx4="http://schemas.microsoft.com/office/drawing/2016/5/10/chartex" xmlns:cx5="http://schemas.microsoft.com/office/drawing/2016/5/11/chartex" xmlns:cx6="http://schemas.microsoft.com/office/drawing/2016/5/12/chartex" xmlns:cx7="http://schemas.microsoft.com/office/drawing/2016/5/13/chartex" xmlns:cx8="http://schemas.microsoft.com/office/drawing/2016/5/14/chartex" xmlns:aink="http://schemas.microsoft.com/office/drawing/2016/ink" xmlns:am3d="http://schemas.microsoft.com/office/drawing/2017/model3d" xmlns:w16cex="http://schemas.microsoft.com/office/word/2018/wordml/cex" xmlns:w16cid="http://schemas.microsoft.com/office/word/2016/wordml/cid" xmlns:w16="http://schemas.microsoft.com/office/word/2018/wordml" xmlns:w16sdtdh="http://schemas.microsoft.com/office/word/2020/wordml/sdtdatahash" xmlns:w16se="http://schemas.microsoft.com/office/word/2015/wordml/symex" mc:Ignorable="w14 w15 wp14">
   <w:body>
     <w:sectPr>
-      <w:pgSz w:w="11906" w:h="16838" w:orient="portrait"/>
+      <w:pgSz w:w="12240" w:h="15840" w:orient="portrait"/>
       <w:pgMar w:top="1080" w:right="1080" w:bottom="1080" w:left="1080" w:header="708" w:footer="708" w:gutter="0"/>
       <w:pgNumType/>
       <w:docGrid w:linePitch="360"/>
